--- a/LLDD/word/BE/LLDD-BE-API-Report-Master-Config.docx
+++ b/LLDD/word/BE/LLDD-BE-API-Report-Master-Config.docx
@@ -1180,7 +1180,7 @@
                 <w:b w:val="0"/>
                 <w:sz w:val="18"/>
               </w:rPr>
-              <w:t>A/B/C/D; multi-select</w:t>
+              <w:t>A/B/C/E; multi-select</w:t>
             </w:r>
           </w:p>
         </w:tc>
@@ -1750,7 +1750,7 @@
                 <w:b w:val="0"/>
                 <w:sz w:val="18"/>
               </w:rPr>
-              <w:t>operator_assignments; external_factors; system_configs</w:t>
+              <w:t>operator_assignments; external_factors; mas_param (SBP)</w:t>
             </w:r>
           </w:p>
         </w:tc>
@@ -21842,7 +21842,7 @@
                 <w:b w:val="0"/>
                 <w:sz w:val="18"/>
               </w:rPr>
-              <w:t>system_configs</w:t>
+              <w:t>mas_param (SBP)</w:t>
             </w:r>
           </w:p>
         </w:tc>
@@ -21884,7 +21884,7 @@
                 <w:b w:val="0"/>
                 <w:sz w:val="18"/>
               </w:rPr>
-              <w:t>ค่ากำหนดกลาง</w:t>
+              <w:t>ค่ากำหนดกลางในตารางของระบบ SBP เดิม</w:t>
             </w:r>
           </w:p>
         </w:tc>

--- a/LLDD/word/BE/LLDD-BE-API-Report-Master-Config.docx
+++ b/LLDD/word/BE/LLDD-BE-API-Report-Master-Config.docx
@@ -4122,7 +4122,7 @@
               </w:rPr>
               <w:t>{</w:t>
               <w:br/>
-              <w:t xml:space="preserve">  "year": 2569,</w:t>
+              <w:t xml:space="preserve">  "year": 2026,</w:t>
               <w:br/>
               <w:t xml:space="preserve">  "status": "06",</w:t>
               <w:br/>
@@ -5702,7 +5702,7 @@
               </w:rPr>
               <w:t>{</w:t>
               <w:br/>
-              <w:t xml:space="preserve">  "year": 2569,</w:t>
+              <w:t xml:space="preserve">  "year": 2026,</w:t>
               <w:br/>
               <w:t xml:space="preserve">  "status": "06",</w:t>
               <w:br/>

--- a/LLDD/word/BE/LLDD-BE-API-Report-Master-Config.docx
+++ b/LLDD/word/BE/LLDD-BE-API-Report-Master-Config.docx
@@ -2005,7 +2005,7 @@
                 <w:b w:val="0"/>
                 <w:sz w:val="18"/>
               </w:rPr>
-              <w:t>Export CSV</w:t>
+              <w:t>Export Excel</w:t>
             </w:r>
           </w:p>
         </w:tc>
@@ -4513,7 +4513,7 @@
                 <w:b w:val="0"/>
                 <w:sz w:val="18"/>
               </w:rPr>
-              <w:t>Yes</w:t>
+              <w:t>No</w:t>
             </w:r>
           </w:p>
         </w:tc>
@@ -5640,7 +5640,7 @@
         <w:keepNext w:val="0"/>
       </w:pPr>
       <w:r>
-        <w:t>Export CSV</w:t>
+        <w:t>Export Excel</w:t>
       </w:r>
     </w:p>
     <w:tbl>
@@ -6089,7 +6089,7 @@
                 <w:b w:val="0"/>
                 <w:sz w:val="18"/>
               </w:rPr>
-              <w:t>Yes</w:t>
+              <w:t>No</w:t>
             </w:r>
           </w:p>
         </w:tc>
@@ -6532,7 +6532,7 @@
               </w:rPr>
               <w:t>{</w:t>
               <w:br/>
-              <w:t xml:space="preserve">  "fileName": "status-summary.csv"</w:t>
+              <w:t xml:space="preserve">  "fileName": "insurance-verification-2026.xlsx"</w:t>
               <w:br/>
               <w:t>}</w:t>
             </w:r>
